--- a/docs/InstallScout-reference.docx
+++ b/docs/InstallScout-reference.docx
@@ -36,7 +36,7 @@
           <w:color w:val="1A1A1A"/>
           <w:sz w:val="22"/>
         </w:rPr>
-        <w:t>1.8.45</w:t>
+        <w:t>1.8.46</w:t>
       </w:r>
       <w:r>
         <w:rPr>
@@ -8422,7 +8422,7 @@
         <w:color w:val="5B6B7C"/>
         <w:sz w:val="16"/>
       </w:rPr>
-      <w:t>InstallScout 1.8.45  ·  teknisk reference</w:t>
+      <w:t>InstallScout 1.8.46  ·  teknisk reference</w:t>
     </w:r>
   </w:p>
 </w:ftr>

--- a/docs/InstallScout-reference.docx
+++ b/docs/InstallScout-reference.docx
@@ -36,7 +36,7 @@
           <w:color w:val="1A1A1A"/>
           <w:sz w:val="22"/>
         </w:rPr>
-        <w:t>1.8.46</w:t>
+        <w:t>1.8.47</w:t>
       </w:r>
       <w:r>
         <w:rPr>
@@ -8422,7 +8422,7 @@
         <w:color w:val="5B6B7C"/>
         <w:sz w:val="16"/>
       </w:rPr>
-      <w:t>InstallScout 1.8.46  ·  teknisk reference</w:t>
+      <w:t>InstallScout 1.8.47  ·  teknisk reference</w:t>
     </w:r>
   </w:p>
 </w:ftr>

--- a/docs/InstallScout-reference.docx
+++ b/docs/InstallScout-reference.docx
@@ -6744,7 +6744,27 @@
           <w:color w:val="1A1A1A"/>
           <w:sz w:val="22"/>
         </w:rPr>
-        <w:t xml:space="preserve"> og samme app-tilladelse. InstallScout opretter ikke en app-registration.</w:t>
+        <w:t xml:space="preserve"> og samme tilladelse. InstallScout opretter ikke en app-registration. Den bruger, der logger på, skal kunne oprette Win32-apps. Entra-rollen Intune Administrator, eller Intune-rollen Application Manager, dækker det. Tenant skal stadig have admin-consent for </w:t>
+      </w:r>
+      <w:r>
+        <w:rPr>
+          <w:rFonts w:ascii="Consolas" w:hAnsi="Consolas" w:eastAsia="Consolas"/>
+          <w:b w:val="0"/>
+          <w:i w:val="0"/>
+          <w:color w:val="113A5C"/>
+          <w:sz w:val="20"/>
+        </w:rPr>
+        <w:t>DeviceManagementApps.ReadWrite.All</w:t>
+      </w:r>
+      <w:r>
+        <w:rPr>
+          <w:rFonts w:ascii="Calibri" w:hAnsi="Calibri" w:eastAsia="Calibri"/>
+          <w:b w:val="0"/>
+          <w:i w:val="0"/>
+          <w:color w:val="1A1A1A"/>
+          <w:sz w:val="22"/>
+        </w:rPr>
+        <w:t>.</w:t>
       </w:r>
     </w:p>
     <w:p>

--- a/docs/InstallScout-reference.docx
+++ b/docs/InstallScout-reference.docx
@@ -36,7 +36,7 @@
           <w:color w:val="1A1A1A"/>
           <w:sz w:val="22"/>
         </w:rPr>
-        <w:t>1.8.47</w:t>
+        <w:t>1.8.48</w:t>
       </w:r>
       <w:r>
         <w:rPr>
@@ -8442,7 +8442,7 @@
         <w:color w:val="5B6B7C"/>
         <w:sz w:val="16"/>
       </w:rPr>
-      <w:t>InstallScout 1.8.47  ·  teknisk reference</w:t>
+      <w:t>InstallScout 1.8.48  ·  teknisk reference</w:t>
     </w:r>
   </w:p>
 </w:ftr>

--- a/docs/InstallScout-reference.docx
+++ b/docs/InstallScout-reference.docx
@@ -36,7 +36,7 @@
           <w:color w:val="1A1A1A"/>
           <w:sz w:val="22"/>
         </w:rPr>
-        <w:t>1.8.48</w:t>
+        <w:t>1.8.49</w:t>
       </w:r>
       <w:r>
         <w:rPr>
@@ -8442,7 +8442,7 @@
         <w:color w:val="5B6B7C"/>
         <w:sz w:val="16"/>
       </w:rPr>
-      <w:t>InstallScout 1.8.48  ·  teknisk reference</w:t>
+      <w:t>InstallScout 1.8.49  ·  teknisk reference</w:t>
     </w:r>
   </w:p>
 </w:ftr>

--- a/docs/InstallScout-reference.docx
+++ b/docs/InstallScout-reference.docx
@@ -36,7 +36,7 @@
           <w:color w:val="1A1A1A"/>
           <w:sz w:val="22"/>
         </w:rPr>
-        <w:t>1.8.49</w:t>
+        <w:t>1.8.54</w:t>
       </w:r>
       <w:r>
         <w:rPr>
@@ -203,7 +203,27 @@
           <w:color w:val="1A1A1A"/>
           <w:sz w:val="22"/>
         </w:rPr>
-        <w:t>Wrappers (7-Zip SFX, WinRAR SFX, IExpress, Self Extractor, ukendt EXE) pakkes ud lokalt, når den ydre fil ikke selv har en pålidelig silent-linje. Rene motorer som Inno, NSIS, Wacom og DDPM pakkes ikke ud.</w:t>
+        <w:t xml:space="preserve">Wrappers (7-Zip SFX, WinRAR SFX, IExpress, Self Extractor, ukendt EXE) pakkes ud lokalt, når den ydre fil ikke selv har en pålidelig silent-linje. Rene motorer som Inno, NSIS, Wacom og DDPM pakkes ikke ud. InstallScout medbringer 7-Zip Extra </w:t>
+      </w:r>
+      <w:r>
+        <w:rPr>
+          <w:rFonts w:ascii="Consolas" w:hAnsi="Consolas" w:eastAsia="Consolas"/>
+          <w:b w:val="0"/>
+          <w:i w:val="0"/>
+          <w:color w:val="113A5C"/>
+          <w:sz w:val="20"/>
+        </w:rPr>
+        <w:t>7za</w:t>
+      </w:r>
+      <w:r>
+        <w:rPr>
+          <w:rFonts w:ascii="Calibri" w:hAnsi="Calibri" w:eastAsia="Calibri"/>
+          <w:b w:val="0"/>
+          <w:i w:val="0"/>
+          <w:color w:val="1A1A1A"/>
+          <w:sz w:val="22"/>
+        </w:rPr>
+        <w:t xml:space="preserve"> til 7z-payloads, så system-7-Zip ikke er påkrævet.</w:t>
       </w:r>
     </w:p>
     <w:p>
@@ -933,7 +953,7 @@
                 <w:color w:val="113A5C"/>
                 <w:sz w:val="16"/>
               </w:rPr>
-              <w:t>"{file}" /uninst</w:t>
+              <w:t>"{file}" /uninst /Silent</w:t>
             </w:r>
           </w:p>
         </w:tc>
@@ -4222,7 +4242,7 @@
           <w:color w:val="1A1A1A"/>
           <w:sz w:val="22"/>
         </w:rPr>
-        <w:t xml:space="preserve">Et efterstillet Installer, Setup eller Bootstrapper må mangle i DisplayName. </w:t>
+        <w:t xml:space="preserve">Et efterstillet Installer, Setup, Bootstrapper eller Driver må mangle i DisplayName. </w:t>
       </w:r>
       <w:r>
         <w:rPr>
@@ -4262,7 +4282,47 @@
           <w:color w:val="1A1A1A"/>
           <w:sz w:val="22"/>
         </w:rPr>
-        <w:t xml:space="preserve">. Et generisk restord som Advanced bruges ikke. Selskabsendelser ignoreres, så </w:t>
+        <w:t xml:space="preserve">, og </w:t>
+      </w:r>
+      <w:r>
+        <w:rPr>
+          <w:rFonts w:ascii="Consolas" w:hAnsi="Consolas" w:eastAsia="Consolas"/>
+          <w:b w:val="0"/>
+          <w:i w:val="0"/>
+          <w:color w:val="113A5C"/>
+          <w:sz w:val="20"/>
+        </w:rPr>
+        <w:t>Wacom Tablet Driver</w:t>
+      </w:r>
+      <w:r>
+        <w:rPr>
+          <w:rFonts w:ascii="Calibri" w:hAnsi="Calibri" w:eastAsia="Calibri"/>
+          <w:b w:val="0"/>
+          <w:i w:val="0"/>
+          <w:color w:val="1A1A1A"/>
+          <w:sz w:val="22"/>
+        </w:rPr>
+        <w:t xml:space="preserve"> matcher </w:t>
+      </w:r>
+      <w:r>
+        <w:rPr>
+          <w:rFonts w:ascii="Consolas" w:hAnsi="Consolas" w:eastAsia="Consolas"/>
+          <w:b w:val="0"/>
+          <w:i w:val="0"/>
+          <w:color w:val="113A5C"/>
+          <w:sz w:val="20"/>
+        </w:rPr>
+        <w:t>Wacom Tablet</w:t>
+      </w:r>
+      <w:r>
+        <w:rPr>
+          <w:rFonts w:ascii="Calibri" w:hAnsi="Calibri" w:eastAsia="Calibri"/>
+          <w:b w:val="0"/>
+          <w:i w:val="0"/>
+          <w:color w:val="1A1A1A"/>
+          <w:sz w:val="22"/>
+        </w:rPr>
+        <w:t xml:space="preserve">. Nøglens navn tæller også. En nøgle der hedder produktet, tæller selv om DisplayName, udgiver og version mangler, når nøglen i øvrigt har indhold. Et udfyldt felt skal stadig matche. Et generisk restord som Advanced bruges ikke. Selskabsendelser ignoreres, så </w:t>
       </w:r>
       <w:r>
         <w:rPr>
@@ -4302,7 +4362,67 @@
           <w:color w:val="1A1A1A"/>
           <w:sz w:val="22"/>
         </w:rPr>
-        <w:t>. Version sammenlignes numerisk. Samme version og nyere tæller. Ældre gør ikke.</w:t>
+        <w:t xml:space="preserve">. Version sammenlignes numerisk. Samme version og nyere tæller. Ældre gør ikke. En bindestregsrevision som </w:t>
+      </w:r>
+      <w:r>
+        <w:rPr>
+          <w:rFonts w:ascii="Consolas" w:hAnsi="Consolas" w:eastAsia="Consolas"/>
+          <w:b w:val="0"/>
+          <w:i w:val="0"/>
+          <w:color w:val="113A5C"/>
+          <w:sz w:val="20"/>
+        </w:rPr>
+        <w:t>6.4.14-1</w:t>
+      </w:r>
+      <w:r>
+        <w:rPr>
+          <w:rFonts w:ascii="Calibri" w:hAnsi="Calibri" w:eastAsia="Calibri"/>
+          <w:b w:val="0"/>
+          <w:i w:val="0"/>
+          <w:color w:val="1A1A1A"/>
+          <w:sz w:val="22"/>
+        </w:rPr>
+        <w:t xml:space="preserve"> er opfyldt af både </w:t>
+      </w:r>
+      <w:r>
+        <w:rPr>
+          <w:rFonts w:ascii="Consolas" w:hAnsi="Consolas" w:eastAsia="Consolas"/>
+          <w:b w:val="0"/>
+          <w:i w:val="0"/>
+          <w:color w:val="113A5C"/>
+          <w:sz w:val="20"/>
+        </w:rPr>
+        <w:t>6.4.14-1</w:t>
+      </w:r>
+      <w:r>
+        <w:rPr>
+          <w:rFonts w:ascii="Calibri" w:hAnsi="Calibri" w:eastAsia="Calibri"/>
+          <w:b w:val="0"/>
+          <w:i w:val="0"/>
+          <w:color w:val="1A1A1A"/>
+          <w:sz w:val="22"/>
+        </w:rPr>
+        <w:t xml:space="preserve"> og </w:t>
+      </w:r>
+      <w:r>
+        <w:rPr>
+          <w:rFonts w:ascii="Consolas" w:hAnsi="Consolas" w:eastAsia="Consolas"/>
+          <w:b w:val="0"/>
+          <w:i w:val="0"/>
+          <w:color w:val="113A5C"/>
+          <w:sz w:val="20"/>
+        </w:rPr>
+        <w:t>6.4.14</w:t>
+      </w:r>
+      <w:r>
+        <w:rPr>
+          <w:rFonts w:ascii="Calibri" w:hAnsi="Calibri" w:eastAsia="Calibri"/>
+          <w:b w:val="0"/>
+          <w:i w:val="0"/>
+          <w:color w:val="1A1A1A"/>
+          <w:sz w:val="22"/>
+        </w:rPr>
+        <w:t>.</w:t>
       </w:r>
     </w:p>
     <w:p>
@@ -4357,27 +4477,7 @@
           <w:color w:val="1A1A1A"/>
           <w:sz w:val="22"/>
         </w:rPr>
-        <w:t xml:space="preserve">, begge med </w:t>
-      </w:r>
-      <w:r>
-        <w:rPr>
-          <w:rFonts w:ascii="Consolas" w:hAnsi="Consolas" w:eastAsia="Consolas"/>
-          <w:b w:val="0"/>
-          <w:i w:val="0"/>
-          <w:color w:val="113A5C"/>
-          <w:sz w:val="20"/>
-        </w:rPr>
-        <w:t>WOW6432Node</w:t>
-      </w:r>
-      <w:r>
-        <w:rPr>
-          <w:rFonts w:ascii="Calibri" w:hAnsi="Calibri" w:eastAsia="Calibri"/>
-          <w:b w:val="0"/>
-          <w:i w:val="0"/>
-          <w:color w:val="1A1A1A"/>
-          <w:sz w:val="22"/>
-        </w:rPr>
-        <w:t xml:space="preserve">, under </w:t>
+        <w:t xml:space="preserve"> under </w:t>
       </w:r>
       <w:r>
         <w:rPr>
@@ -4397,7 +4497,7 @@
           <w:color w:val="1A1A1A"/>
           <w:sz w:val="22"/>
         </w:rPr>
-        <w:t>.</w:t>
+        <w:t>, i både 32-bit- og 64-bit-visningen. Det gælder også, når scriptet selv kører som 32-bit.</w:t>
       </w:r>
     </w:p>
     <w:p>
@@ -8442,7 +8542,7 @@
         <w:color w:val="5B6B7C"/>
         <w:sz w:val="16"/>
       </w:rPr>
-      <w:t>InstallScout 1.8.49  ·  teknisk reference</w:t>
+      <w:t>InstallScout 1.8.54  ·  teknisk reference</w:t>
     </w:r>
   </w:p>
 </w:ftr>

--- a/docs/InstallScout-reference.docx
+++ b/docs/InstallScout-reference.docx
@@ -36,7 +36,7 @@
           <w:color w:val="1A1A1A"/>
           <w:sz w:val="22"/>
         </w:rPr>
-        <w:t>1.8.54</w:t>
+        <w:t>1.8.55</w:t>
       </w:r>
       <w:r>
         <w:rPr>
@@ -8542,7 +8542,7 @@
         <w:color w:val="5B6B7C"/>
         <w:sz w:val="16"/>
       </w:rPr>
-      <w:t>InstallScout 1.8.54  ·  teknisk reference</w:t>
+      <w:t>InstallScout 1.8.55  ·  teknisk reference</w:t>
     </w:r>
   </w:p>
 </w:ftr>

--- a/docs/InstallScout-reference.docx
+++ b/docs/InstallScout-reference.docx
@@ -36,7 +36,7 @@
           <w:color w:val="1A1A1A"/>
           <w:sz w:val="22"/>
         </w:rPr>
-        <w:t>1.8.55</w:t>
+        <w:t>1.8.56</w:t>
       </w:r>
       <w:r>
         <w:rPr>
@@ -8542,7 +8542,7 @@
         <w:color w:val="5B6B7C"/>
         <w:sz w:val="16"/>
       </w:rPr>
-      <w:t>InstallScout 1.8.55  ·  teknisk reference</w:t>
+      <w:t>InstallScout 1.8.56  ·  teknisk reference</w:t>
     </w:r>
   </w:p>
 </w:ftr>
